--- a/swh/docx/61.content.docx
+++ b/swh/docx/61.content.docx
@@ -19,7 +19,7 @@
         <w:rPr>
           <w:lang w:val="sw_KE" w:bidi="sw_KE"/>
         </w:rPr>
-        <w:t>Resource: Maelezo ya Masomo - Machapisho ya Vitabu (Tyndale)</w:t>
+        <w:t>Resource: Tyndale Open Study Notes</w:t>
       </w:r>
       <w:r>
         <w:rPr>
@@ -112,7 +112,7 @@
         <w:rPr>
           <w:lang w:val="sw_KE" w:bidi="sw_KE"/>
         </w:rPr>
-        <w:t>Maelezo ya Masomo - Machapisho ya Vitabu (Tyndale)</w:t>
+        <w:t>Tyndale Open Study Notes</w:t>
       </w:r>
     </w:p>
     <w:p>

--- a/swh/docx/61.content.docx
+++ b/swh/docx/61.content.docx
@@ -19,7 +19,7 @@
         <w:rPr>
           <w:lang w:val="sw_KE" w:bidi="sw_KE"/>
         </w:rPr>
-        <w:t>Resource: Tyndale Open Study Notes</w:t>
+        <w:t>Resource: Aquifer Open Study Notes (Book Intros)</w:t>
       </w:r>
       <w:r>
         <w:rPr>
@@ -112,7 +112,7 @@
         <w:rPr>
           <w:lang w:val="sw_KE" w:bidi="sw_KE"/>
         </w:rPr>
-        <w:t>Tyndale Open Study Notes</w:t>
+        <w:t>Aquifer Open Study Notes (Book Intros)</w:t>
       </w:r>
     </w:p>
     <w:p>

--- a/swh/docx/61.content.docx
+++ b/swh/docx/61.content.docx
@@ -258,54 +258,36 @@
         </w:rPr>
         <w:t>Pili Petro huenda iliandikwa kwa kikundi kile kile cha Wakristo kama 1 Petro (</w:t>
       </w:r>
-      <w:hyperlink r:id="rId13">
-        <w:r>
-          <w:rPr>
-            <w:lang w:val="sw_KE" w:bidi="sw_KE"/>
-          </w:rPr>
-          <w:rPr>
-            <w:color w:val="0000EE"/>
-            <w:u w:val="single"/>
-          </w:rPr>
-          <w:t>1 Pet 1:1</w:t>
-        </w:r>
-      </w:hyperlink>
+      <w:r>
+        <w:rPr>
+          <w:lang w:val="sw_KE" w:bidi="sw_KE"/>
+        </w:rPr>
+        <w:t>1 Pet 1:1</w:t>
+      </w:r>
       <w:r>
         <w:rPr>
           <w:lang w:val="sw_KE" w:bidi="sw_KE"/>
         </w:rPr>
         <w:t xml:space="preserve">; tazama </w:t>
       </w:r>
-      <w:hyperlink r:id="rId14">
-        <w:r>
-          <w:rPr>
-            <w:lang w:val="sw_KE" w:bidi="sw_KE"/>
-          </w:rPr>
-          <w:rPr>
-            <w:color w:val="0000EE"/>
-            <w:u w:val="single"/>
-          </w:rPr>
-          <w:t>2 Pet 3:1</w:t>
-        </w:r>
-      </w:hyperlink>
+      <w:r>
+        <w:rPr>
+          <w:lang w:val="sw_KE" w:bidi="sw_KE"/>
+        </w:rPr>
+        <w:t>2 Pet 3:1</w:t>
+      </w:r>
       <w:r>
         <w:rPr>
           <w:lang w:val="sw_KE" w:bidi="sw_KE"/>
         </w:rPr>
         <w:t>). Hatuna uhakika kama Petro aliwahi kutembelea Asia Ndogo—Agano Jipya linatupa habari chache sana kuhusu harakati zake baada ya kuondoka Yerusalemu karibu mwaka wa 44 Baada ya Kristo (BK) (</w:t>
       </w:r>
-      <w:hyperlink r:id="rId15">
-        <w:r>
-          <w:rPr>
-            <w:lang w:val="sw_KE" w:bidi="sw_KE"/>
-          </w:rPr>
-          <w:rPr>
-            <w:color w:val="0000EE"/>
-            <w:u w:val="single"/>
-          </w:rPr>
-          <w:t>Matendo 12:16–17</w:t>
-        </w:r>
-      </w:hyperlink>
+      <w:r>
+        <w:rPr>
+          <w:lang w:val="sw_KE" w:bidi="sw_KE"/>
+        </w:rPr>
+        <w:t>Matendo 12:16–17</w:t>
+      </w:r>
       <w:r>
         <w:rPr>
           <w:lang w:val="sw_KE" w:bidi="sw_KE"/>
@@ -337,72 +319,48 @@
         </w:rPr>
         <w:t>Kwenye ufunguzi wa barua (</w:t>
       </w:r>
-      <w:hyperlink r:id="rId16">
-        <w:r>
-          <w:rPr>
-            <w:lang w:val="sw_KE" w:bidi="sw_KE"/>
-          </w:rPr>
-          <w:rPr>
-            <w:color w:val="0000EE"/>
-            <w:u w:val="single"/>
-          </w:rPr>
-          <w:t>1:1–15</w:t>
-        </w:r>
-      </w:hyperlink>
+      <w:r>
+        <w:rPr>
+          <w:lang w:val="sw_KE" w:bidi="sw_KE"/>
+        </w:rPr>
+        <w:t>1:1–15</w:t>
+      </w:r>
       <w:r>
         <w:rPr>
           <w:lang w:val="sw_KE" w:bidi="sw_KE"/>
         </w:rPr>
         <w:t>), Petro anajitambulisha yeye mwenyewe na wasomaji wake (</w:t>
       </w:r>
-      <w:hyperlink r:id="rId17">
-        <w:r>
-          <w:rPr>
-            <w:lang w:val="sw_KE" w:bidi="sw_KE"/>
-          </w:rPr>
-          <w:rPr>
-            <w:color w:val="0000EE"/>
-            <w:u w:val="single"/>
-          </w:rPr>
-          <w:t>1:1–2</w:t>
-        </w:r>
-      </w:hyperlink>
+      <w:r>
+        <w:rPr>
+          <w:lang w:val="sw_KE" w:bidi="sw_KE"/>
+        </w:rPr>
+        <w:t>1:1–2</w:t>
+      </w:r>
       <w:r>
         <w:rPr>
           <w:lang w:val="sw_KE" w:bidi="sw_KE"/>
         </w:rPr>
         <w:t>) na anaanzisha wasiwasi wake mkuu, kwamba wasomaji wake wakue katika maarifa yao ya Mungu na ya Kristo (</w:t>
       </w:r>
-      <w:hyperlink r:id="rId18">
-        <w:r>
-          <w:rPr>
-            <w:lang w:val="sw_KE" w:bidi="sw_KE"/>
-          </w:rPr>
-          <w:rPr>
-            <w:color w:val="0000EE"/>
-            <w:u w:val="single"/>
-          </w:rPr>
-          <w:t>1:3–11</w:t>
-        </w:r>
-      </w:hyperlink>
+      <w:r>
+        <w:rPr>
+          <w:lang w:val="sw_KE" w:bidi="sw_KE"/>
+        </w:rPr>
+        <w:t>1:3–11</w:t>
+      </w:r>
       <w:r>
         <w:rPr>
           <w:lang w:val="sw_KE" w:bidi="sw_KE"/>
         </w:rPr>
         <w:t>). Pia anawaambia kwa dharura kwamba hana muda mrefu wa kuishi (</w:t>
       </w:r>
-      <w:hyperlink r:id="rId19">
-        <w:r>
-          <w:rPr>
-            <w:lang w:val="sw_KE" w:bidi="sw_KE"/>
-          </w:rPr>
-          <w:rPr>
-            <w:color w:val="0000EE"/>
-            <w:u w:val="single"/>
-          </w:rPr>
-          <w:t>1:12–15</w:t>
-        </w:r>
-      </w:hyperlink>
+      <w:r>
+        <w:rPr>
+          <w:lang w:val="sw_KE" w:bidi="sw_KE"/>
+        </w:rPr>
+        <w:t>1:12–15</w:t>
+      </w:r>
       <w:r>
         <w:rPr>
           <w:lang w:val="sw_KE" w:bidi="sw_KE"/>
@@ -417,36 +375,24 @@
           <w:lang w:val="sw_KE" w:bidi="sw_KE"/>
         </w:rPr>
       </w:r>
-      <w:hyperlink r:id="rId20">
-        <w:r>
-          <w:rPr>
-            <w:lang w:val="sw_KE" w:bidi="sw_KE"/>
-          </w:rPr>
-          <w:rPr>
-            <w:color w:val="0000EE"/>
-            <w:u w:val="single"/>
-          </w:rPr>
-          <w:t>Sura ya 2</w:t>
-        </w:r>
-      </w:hyperlink>
+      <w:r>
+        <w:rPr>
+          <w:lang w:val="sw_KE" w:bidi="sw_KE"/>
+        </w:rPr>
+        <w:t>Sura ya 2</w:t>
+      </w:r>
       <w:r>
         <w:rPr>
           <w:lang w:val="sw_KE" w:bidi="sw_KE"/>
         </w:rPr>
         <w:t xml:space="preserve"> ni kitovu cha barua hii, ambapo Petro anawasilisha na kulaani walimu wa uongo. Petro anajiandaa kwa shutuma hii kwa kusisitiza uhakika wa kurudi kwa Kristo kwa utukufu (</w:t>
       </w:r>
-      <w:hyperlink r:id="rId21">
-        <w:r>
-          <w:rPr>
-            <w:lang w:val="sw_KE" w:bidi="sw_KE"/>
-          </w:rPr>
-          <w:rPr>
-            <w:color w:val="0000EE"/>
-            <w:u w:val="single"/>
-          </w:rPr>
-          <w:t>1:16–21</w:t>
-        </w:r>
-      </w:hyperlink>
+      <w:r>
+        <w:rPr>
+          <w:lang w:val="sw_KE" w:bidi="sw_KE"/>
+        </w:rPr>
+        <w:t>1:16–21</w:t>
+      </w:r>
       <w:r>
         <w:rPr>
           <w:lang w:val="sw_KE" w:bidi="sw_KE"/>
@@ -467,72 +413,48 @@
         </w:rPr>
         <w:t>Petro analaani walimu wa uongo kwa hatua nne: Anatabiri ujio wa walimu wa uongo (</w:t>
       </w:r>
-      <w:hyperlink r:id="rId22">
-        <w:r>
-          <w:rPr>
-            <w:lang w:val="sw_KE" w:bidi="sw_KE"/>
-          </w:rPr>
-          <w:rPr>
-            <w:color w:val="0000EE"/>
-            <w:u w:val="single"/>
-          </w:rPr>
-          <w:t>2:1–3</w:t>
-        </w:r>
-      </w:hyperlink>
+      <w:r>
+        <w:rPr>
+          <w:lang w:val="sw_KE" w:bidi="sw_KE"/>
+        </w:rPr>
+        <w:t>2:1–3</w:t>
+      </w:r>
       <w:r>
         <w:rPr>
           <w:lang w:val="sw_KE" w:bidi="sw_KE"/>
         </w:rPr>
         <w:t>), anasisitiza kwamba Mungu atawahukumu huku akiwaokoa wenye haki (</w:t>
       </w:r>
-      <w:hyperlink r:id="rId23">
-        <w:r>
-          <w:rPr>
-            <w:lang w:val="sw_KE" w:bidi="sw_KE"/>
-          </w:rPr>
-          <w:rPr>
-            <w:color w:val="0000EE"/>
-            <w:u w:val="single"/>
-          </w:rPr>
-          <w:t>2:4–10</w:t>
-        </w:r>
-      </w:hyperlink>
+      <w:r>
+        <w:rPr>
+          <w:lang w:val="sw_KE" w:bidi="sw_KE"/>
+        </w:rPr>
+        <w:t>2:4–10</w:t>
+      </w:r>
       <w:r>
         <w:rPr>
           <w:lang w:val="sw_KE" w:bidi="sw_KE"/>
         </w:rPr>
         <w:t>), anafichua dhambi za walimu wa uongo (</w:t>
       </w:r>
-      <w:hyperlink r:id="rId24">
-        <w:r>
-          <w:rPr>
-            <w:lang w:val="sw_KE" w:bidi="sw_KE"/>
-          </w:rPr>
-          <w:rPr>
-            <w:color w:val="0000EE"/>
-            <w:u w:val="single"/>
-          </w:rPr>
-          <w:t>2:10–16</w:t>
-        </w:r>
-      </w:hyperlink>
+      <w:r>
+        <w:rPr>
+          <w:lang w:val="sw_KE" w:bidi="sw_KE"/>
+        </w:rPr>
+        <w:t>2:10–16</w:t>
+      </w:r>
       <w:r>
         <w:rPr>
           <w:lang w:val="sw_KE" w:bidi="sw_KE"/>
         </w:rPr>
         <w:t>), na anatangaza maangamizi yao (</w:t>
       </w:r>
-      <w:hyperlink r:id="rId25">
-        <w:r>
-          <w:rPr>
-            <w:lang w:val="sw_KE" w:bidi="sw_KE"/>
-          </w:rPr>
-          <w:rPr>
-            <w:color w:val="0000EE"/>
-            <w:u w:val="single"/>
-          </w:rPr>
-          <w:t>2:17–22</w:t>
-        </w:r>
-      </w:hyperlink>
+      <w:r>
+        <w:rPr>
+          <w:lang w:val="sw_KE" w:bidi="sw_KE"/>
+        </w:rPr>
+        <w:t>2:17–22</w:t>
+      </w:r>
       <w:r>
         <w:rPr>
           <w:lang w:val="sw_KE" w:bidi="sw_KE"/>
@@ -553,54 +475,36 @@
         </w:rPr>
         <w:t>Baada ya kusisitiza zaidi kwamba Kristo atarudi kwa utukufu kubadilisha dunia (</w:t>
       </w:r>
-      <w:hyperlink r:id="rId26">
-        <w:r>
-          <w:rPr>
-            <w:lang w:val="sw_KE" w:bidi="sw_KE"/>
-          </w:rPr>
-          <w:rPr>
-            <w:color w:val="0000EE"/>
-            <w:u w:val="single"/>
-          </w:rPr>
-          <w:t>3:1–13</w:t>
-        </w:r>
-      </w:hyperlink>
+      <w:r>
+        <w:rPr>
+          <w:lang w:val="sw_KE" w:bidi="sw_KE"/>
+        </w:rPr>
+        <w:t>3:1–13</w:t>
+      </w:r>
       <w:r>
         <w:rPr>
           <w:lang w:val="sw_KE" w:bidi="sw_KE"/>
         </w:rPr>
         <w:t>), Petro anahitimisha barua yake kama alivyokuwa ameanza, kwa kuwasihi wasomaji wake "wakue katika neema na maarifa ya Bwana wetu na Mwokozi Yesu Kristo" (</w:t>
       </w:r>
-      <w:hyperlink r:id="rId27">
-        <w:r>
-          <w:rPr>
-            <w:lang w:val="sw_KE" w:bidi="sw_KE"/>
-          </w:rPr>
-          <w:rPr>
-            <w:color w:val="0000EE"/>
-            <w:u w:val="single"/>
-          </w:rPr>
-          <w:t>3:18</w:t>
-        </w:r>
-      </w:hyperlink>
+      <w:r>
+        <w:rPr>
+          <w:lang w:val="sw_KE" w:bidi="sw_KE"/>
+        </w:rPr>
+        <w:t>3:18</w:t>
+      </w:r>
       <w:r>
         <w:rPr>
           <w:lang w:val="sw_KE" w:bidi="sw_KE"/>
         </w:rPr>
         <w:t xml:space="preserve">; angalia </w:t>
       </w:r>
-      <w:hyperlink r:id="rId18">
-        <w:r>
-          <w:rPr>
-            <w:lang w:val="sw_KE" w:bidi="sw_KE"/>
-          </w:rPr>
-          <w:rPr>
-            <w:color w:val="0000EE"/>
-            <w:u w:val="single"/>
-          </w:rPr>
-          <w:t>1:3–11</w:t>
-        </w:r>
-      </w:hyperlink>
+      <w:r>
+        <w:rPr>
+          <w:lang w:val="sw_KE" w:bidi="sw_KE"/>
+        </w:rPr>
+        <w:t>1:3–11</w:t>
+      </w:r>
       <w:r>
         <w:rPr>
           <w:lang w:val="sw_KE" w:bidi="sw_KE"/>
@@ -632,36 +536,24 @@
         </w:rPr>
         <w:t>Mwandishi anajitambulisha kama Simoni Petro (</w:t>
       </w:r>
-      <w:hyperlink r:id="rId28">
-        <w:r>
-          <w:rPr>
-            <w:lang w:val="sw_KE" w:bidi="sw_KE"/>
-          </w:rPr>
-          <w:rPr>
-            <w:color w:val="0000EE"/>
-            <w:u w:val="single"/>
-          </w:rPr>
-          <w:t>1:1</w:t>
-        </w:r>
-      </w:hyperlink>
+      <w:r>
+        <w:rPr>
+          <w:lang w:val="sw_KE" w:bidi="sw_KE"/>
+        </w:rPr>
+        <w:t>1:1</w:t>
+      </w:r>
       <w:r>
         <w:rPr>
           <w:lang w:val="sw_KE" w:bidi="sw_KE"/>
         </w:rPr>
         <w:t>), mmoja wa mitume wa Yesu. Petro anasema kwamba “hii ni barua yangu ya pili kwenu” (</w:t>
       </w:r>
-      <w:hyperlink r:id="rId14">
-        <w:r>
-          <w:rPr>
-            <w:lang w:val="sw_KE" w:bidi="sw_KE"/>
-          </w:rPr>
-          <w:rPr>
-            <w:color w:val="0000EE"/>
-            <w:u w:val="single"/>
-          </w:rPr>
-          <w:t>3:1</w:t>
-        </w:r>
-      </w:hyperlink>
+      <w:r>
+        <w:rPr>
+          <w:lang w:val="sw_KE" w:bidi="sw_KE"/>
+        </w:rPr>
+        <w:t>3:1</w:t>
+      </w:r>
       <w:r>
         <w:rPr>
           <w:lang w:val="sw_KE" w:bidi="sw_KE"/>
@@ -682,18 +574,12 @@
         </w:rPr>
         <w:t xml:space="preserve">Kwa njia nyingi, hata hivyo, 2 Petro ni tofauti na 1 Petro, ingawa ina mfanano wa kushangaza na barua ya Yuda. Kwa sababu hii, baadhi ya wafasiri wanaamini kwamba mtu mwingine aliandika 2 Petro. Hitimisho hili si la lazima kwa sababu 2 Petro inashughulikia hali tofauti sana na 1 Petro; kwa kawaida, lugha na dhana zinatofautiana. Zaidi ya hayo, inawezekana kwamba Sila (katibu wa Petro pia anajulikana kama Silwano katika </w:t>
       </w:r>
-      <w:hyperlink r:id="rId29">
-        <w:r>
-          <w:rPr>
-            <w:lang w:val="sw_KE" w:bidi="sw_KE"/>
-          </w:rPr>
-          <w:rPr>
-            <w:color w:val="0000EE"/>
-            <w:u w:val="single"/>
-          </w:rPr>
-          <w:t>1 Pet 5:12</w:t>
-        </w:r>
-      </w:hyperlink>
+      <w:r>
+        <w:rPr>
+          <w:lang w:val="sw_KE" w:bidi="sw_KE"/>
+        </w:rPr>
+        <w:t>1 Pet 5:12</w:t>
+      </w:r>
       <w:r>
         <w:rPr>
           <w:lang w:val="sw_KE" w:bidi="sw_KE"/>
@@ -725,270 +611,180 @@
         </w:rPr>
         <w:t xml:space="preserve">Haiwezi kukanushwa kwamba 2 Petro na Yuda zina aina fulani ya uhusiano wa kifasihi. Barua hizi mbili zinatumia misemo mingi isiyo ya kawaida kwa kufanana, jambo ambalo haliwezi kuwa la bahati mbaya au suala la utamaduni wa mdomo wa pamoja (linganisha </w:t>
       </w:r>
-      <w:hyperlink r:id="rId30">
-        <w:r>
-          <w:rPr>
-            <w:lang w:val="sw_KE" w:bidi="sw_KE"/>
-          </w:rPr>
-          <w:rPr>
-            <w:color w:val="0000EE"/>
-            <w:u w:val="single"/>
-          </w:rPr>
-          <w:t>2 Pet 2:3</w:t>
-        </w:r>
-      </w:hyperlink>
+      <w:r>
+        <w:rPr>
+          <w:lang w:val="sw_KE" w:bidi="sw_KE"/>
+        </w:rPr>
+        <w:t>2 Pet 2:3</w:t>
+      </w:r>
       <w:r>
         <w:rPr>
           <w:lang w:val="sw_KE" w:bidi="sw_KE"/>
         </w:rPr>
         <w:t xml:space="preserve"> // </w:t>
       </w:r>
-      <w:hyperlink r:id="rId31">
-        <w:r>
-          <w:rPr>
-            <w:lang w:val="sw_KE" w:bidi="sw_KE"/>
-          </w:rPr>
-          <w:rPr>
-            <w:color w:val="0000EE"/>
-            <w:u w:val="single"/>
-          </w:rPr>
-          <w:t>Yuda 1:4</w:t>
-        </w:r>
-      </w:hyperlink>
+      <w:r>
+        <w:rPr>
+          <w:lang w:val="sw_KE" w:bidi="sw_KE"/>
+        </w:rPr>
+        <w:t>Yuda 1:4</w:t>
+      </w:r>
       <w:r>
         <w:rPr>
           <w:lang w:val="sw_KE" w:bidi="sw_KE"/>
         </w:rPr>
         <w:t xml:space="preserve">; </w:t>
       </w:r>
-      <w:hyperlink r:id="rId32">
-        <w:r>
-          <w:rPr>
-            <w:lang w:val="sw_KE" w:bidi="sw_KE"/>
-          </w:rPr>
-          <w:rPr>
-            <w:color w:val="0000EE"/>
-            <w:u w:val="single"/>
-          </w:rPr>
-          <w:t>2 Pet 2:4</w:t>
-        </w:r>
-      </w:hyperlink>
+      <w:r>
+        <w:rPr>
+          <w:lang w:val="sw_KE" w:bidi="sw_KE"/>
+        </w:rPr>
+        <w:t>2 Pet 2:4</w:t>
+      </w:r>
       <w:r>
         <w:rPr>
           <w:lang w:val="sw_KE" w:bidi="sw_KE"/>
         </w:rPr>
         <w:t xml:space="preserve"> // </w:t>
       </w:r>
-      <w:hyperlink r:id="rId33">
-        <w:r>
-          <w:rPr>
-            <w:lang w:val="sw_KE" w:bidi="sw_KE"/>
-          </w:rPr>
-          <w:rPr>
-            <w:color w:val="0000EE"/>
-            <w:u w:val="single"/>
-          </w:rPr>
-          <w:t>Yuda 1:6</w:t>
-        </w:r>
-      </w:hyperlink>
+      <w:r>
+        <w:rPr>
+          <w:lang w:val="sw_KE" w:bidi="sw_KE"/>
+        </w:rPr>
+        <w:t>Yuda 1:6</w:t>
+      </w:r>
       <w:r>
         <w:rPr>
           <w:lang w:val="sw_KE" w:bidi="sw_KE"/>
         </w:rPr>
         <w:t xml:space="preserve">; </w:t>
       </w:r>
-      <w:hyperlink r:id="rId34">
-        <w:r>
-          <w:rPr>
-            <w:lang w:val="sw_KE" w:bidi="sw_KE"/>
-          </w:rPr>
-          <w:rPr>
-            <w:color w:val="0000EE"/>
-            <w:u w:val="single"/>
-          </w:rPr>
-          <w:t>2 Pet 2:6</w:t>
-        </w:r>
-      </w:hyperlink>
+      <w:r>
+        <w:rPr>
+          <w:lang w:val="sw_KE" w:bidi="sw_KE"/>
+        </w:rPr>
+        <w:t>2 Pet 2:6</w:t>
+      </w:r>
       <w:r>
         <w:rPr>
           <w:lang w:val="sw_KE" w:bidi="sw_KE"/>
         </w:rPr>
         <w:t xml:space="preserve"> // </w:t>
       </w:r>
-      <w:hyperlink r:id="rId35">
-        <w:r>
-          <w:rPr>
-            <w:lang w:val="sw_KE" w:bidi="sw_KE"/>
-          </w:rPr>
-          <w:rPr>
-            <w:color w:val="0000EE"/>
-            <w:u w:val="single"/>
-          </w:rPr>
-          <w:t>Yuda 1:7</w:t>
-        </w:r>
-      </w:hyperlink>
+      <w:r>
+        <w:rPr>
+          <w:lang w:val="sw_KE" w:bidi="sw_KE"/>
+        </w:rPr>
+        <w:t>Yuda 1:7</w:t>
+      </w:r>
       <w:r>
         <w:rPr>
           <w:lang w:val="sw_KE" w:bidi="sw_KE"/>
         </w:rPr>
         <w:t xml:space="preserve">; </w:t>
       </w:r>
-      <w:hyperlink r:id="rId36">
-        <w:r>
-          <w:rPr>
-            <w:lang w:val="sw_KE" w:bidi="sw_KE"/>
-          </w:rPr>
-          <w:rPr>
-            <w:color w:val="0000EE"/>
-            <w:u w:val="single"/>
-          </w:rPr>
-          <w:t>2 Pet 2:10</w:t>
-        </w:r>
-      </w:hyperlink>
+      <w:r>
+        <w:rPr>
+          <w:lang w:val="sw_KE" w:bidi="sw_KE"/>
+        </w:rPr>
+        <w:t>2 Pet 2:10</w:t>
+      </w:r>
       <w:r>
         <w:rPr>
           <w:lang w:val="sw_KE" w:bidi="sw_KE"/>
         </w:rPr>
         <w:t xml:space="preserve"> // </w:t>
       </w:r>
-      <w:hyperlink r:id="rId37">
-        <w:r>
-          <w:rPr>
-            <w:lang w:val="sw_KE" w:bidi="sw_KE"/>
-          </w:rPr>
-          <w:rPr>
-            <w:color w:val="0000EE"/>
-            <w:u w:val="single"/>
-          </w:rPr>
-          <w:t>Yuda 1:8</w:t>
-        </w:r>
-      </w:hyperlink>
+      <w:r>
+        <w:rPr>
+          <w:lang w:val="sw_KE" w:bidi="sw_KE"/>
+        </w:rPr>
+        <w:t>Yuda 1:8</w:t>
+      </w:r>
       <w:r>
         <w:rPr>
           <w:lang w:val="sw_KE" w:bidi="sw_KE"/>
         </w:rPr>
         <w:t xml:space="preserve">; </w:t>
       </w:r>
-      <w:hyperlink r:id="rId38">
-        <w:r>
-          <w:rPr>
-            <w:lang w:val="sw_KE" w:bidi="sw_KE"/>
-          </w:rPr>
-          <w:rPr>
-            <w:color w:val="0000EE"/>
-            <w:u w:val="single"/>
-          </w:rPr>
-          <w:t>2 Pet 2:11</w:t>
-        </w:r>
-      </w:hyperlink>
+      <w:r>
+        <w:rPr>
+          <w:lang w:val="sw_KE" w:bidi="sw_KE"/>
+        </w:rPr>
+        <w:t>2 Pet 2:11</w:t>
+      </w:r>
       <w:r>
         <w:rPr>
           <w:lang w:val="sw_KE" w:bidi="sw_KE"/>
         </w:rPr>
         <w:t xml:space="preserve"> // </w:t>
       </w:r>
-      <w:hyperlink r:id="rId39">
-        <w:r>
-          <w:rPr>
-            <w:lang w:val="sw_KE" w:bidi="sw_KE"/>
-          </w:rPr>
-          <w:rPr>
-            <w:color w:val="0000EE"/>
-            <w:u w:val="single"/>
-          </w:rPr>
-          <w:t>Yuda 1:9</w:t>
-        </w:r>
-      </w:hyperlink>
+      <w:r>
+        <w:rPr>
+          <w:lang w:val="sw_KE" w:bidi="sw_KE"/>
+        </w:rPr>
+        <w:t>Yuda 1:9</w:t>
+      </w:r>
       <w:r>
         <w:rPr>
           <w:lang w:val="sw_KE" w:bidi="sw_KE"/>
         </w:rPr>
         <w:t xml:space="preserve">; </w:t>
       </w:r>
-      <w:hyperlink r:id="rId40">
-        <w:r>
-          <w:rPr>
-            <w:lang w:val="sw_KE" w:bidi="sw_KE"/>
-          </w:rPr>
-          <w:rPr>
-            <w:color w:val="0000EE"/>
-            <w:u w:val="single"/>
-          </w:rPr>
-          <w:t>2 Pet 2:13</w:t>
-        </w:r>
-      </w:hyperlink>
+      <w:r>
+        <w:rPr>
+          <w:lang w:val="sw_KE" w:bidi="sw_KE"/>
+        </w:rPr>
+        <w:t>2 Pet 2:13</w:t>
+      </w:r>
       <w:r>
         <w:rPr>
           <w:lang w:val="sw_KE" w:bidi="sw_KE"/>
         </w:rPr>
         <w:t xml:space="preserve">, </w:t>
       </w:r>
-      <w:hyperlink r:id="rId41">
-        <w:r>
-          <w:rPr>
-            <w:lang w:val="sw_KE" w:bidi="sw_KE"/>
-          </w:rPr>
-          <w:rPr>
-            <w:color w:val="0000EE"/>
-            <w:u w:val="single"/>
-          </w:rPr>
-          <w:t>17</w:t>
-        </w:r>
-      </w:hyperlink>
+      <w:r>
+        <w:rPr>
+          <w:lang w:val="sw_KE" w:bidi="sw_KE"/>
+        </w:rPr>
+        <w:t>17</w:t>
+      </w:r>
       <w:r>
         <w:rPr>
           <w:lang w:val="sw_KE" w:bidi="sw_KE"/>
         </w:rPr>
         <w:t xml:space="preserve"> // </w:t>
       </w:r>
-      <w:hyperlink r:id="rId42">
-        <w:r>
-          <w:rPr>
-            <w:lang w:val="sw_KE" w:bidi="sw_KE"/>
-          </w:rPr>
-          <w:rPr>
-            <w:color w:val="0000EE"/>
-            <w:u w:val="single"/>
-          </w:rPr>
-          <w:t>Yuda 1:12</w:t>
-        </w:r>
-      </w:hyperlink>
+      <w:r>
+        <w:rPr>
+          <w:lang w:val="sw_KE" w:bidi="sw_KE"/>
+        </w:rPr>
+        <w:t>Yuda 1:12</w:t>
+      </w:r>
       <w:r>
         <w:rPr>
           <w:lang w:val="sw_KE" w:bidi="sw_KE"/>
         </w:rPr>
         <w:t xml:space="preserve">; </w:t>
       </w:r>
-      <w:hyperlink r:id="rId43">
-        <w:r>
-          <w:rPr>
-            <w:lang w:val="sw_KE" w:bidi="sw_KE"/>
-          </w:rPr>
-          <w:rPr>
-            <w:color w:val="0000EE"/>
-            <w:u w:val="single"/>
-          </w:rPr>
-          <w:t>2 Pet 3:3</w:t>
-        </w:r>
-      </w:hyperlink>
+      <w:r>
+        <w:rPr>
+          <w:lang w:val="sw_KE" w:bidi="sw_KE"/>
+        </w:rPr>
+        <w:t>2 Pet 3:3</w:t>
+      </w:r>
       <w:r>
         <w:rPr>
           <w:lang w:val="sw_KE" w:bidi="sw_KE"/>
         </w:rPr>
         <w:t xml:space="preserve"> // </w:t>
       </w:r>
-      <w:hyperlink r:id="rId37">
-        <w:r>
-          <w:rPr>
-            <w:lang w:val="sw_KE" w:bidi="sw_KE"/>
-          </w:rPr>
-          <w:rPr>
-            <w:color w:val="0000EE"/>
-            <w:u w:val="single"/>
-          </w:rPr>
-          <w:t>Yuda 1:8</w:t>
-        </w:r>
-      </w:hyperlink>
+      <w:r>
+        <w:rPr>
+          <w:lang w:val="sw_KE" w:bidi="sw_KE"/>
+        </w:rPr>
+        <w:t>Yuda 1:8</w:t>
+      </w:r>
       <w:r>
         <w:rPr>
           <w:lang w:val="sw_KE" w:bidi="sw_KE"/>
@@ -1020,54 +816,36 @@
         </w:rPr>
         <w:t>Walimu wa uongo ambao Petro anawakemea hawawezi kutambulika na uzushi wowote unaojulikana katika kanisa la kale. Kwa uasherati na mashaka yao, walimu hawa wa uongo walidhani kwamba neema ya Mungu iliwapa uhuru wa kufanya chochote walichotaka (</w:t>
       </w:r>
-      <w:hyperlink r:id="rId44">
-        <w:r>
-          <w:rPr>
-            <w:lang w:val="sw_KE" w:bidi="sw_KE"/>
-          </w:rPr>
-          <w:rPr>
-            <w:color w:val="0000EE"/>
-            <w:u w:val="single"/>
-          </w:rPr>
-          <w:t>2 Pet 2:19–20</w:t>
-        </w:r>
-      </w:hyperlink>
+      <w:r>
+        <w:rPr>
+          <w:lang w:val="sw_KE" w:bidi="sw_KE"/>
+        </w:rPr>
+        <w:t>2 Pet 2:19–20</w:t>
+      </w:r>
       <w:r>
         <w:rPr>
           <w:lang w:val="sw_KE" w:bidi="sw_KE"/>
         </w:rPr>
         <w:t xml:space="preserve">). Hawakuheshimu mamlaka (tazama </w:t>
       </w:r>
-      <w:hyperlink r:id="rId45">
-        <w:r>
-          <w:rPr>
-            <w:lang w:val="sw_KE" w:bidi="sw_KE"/>
-          </w:rPr>
-          <w:rPr>
-            <w:color w:val="0000EE"/>
-            <w:u w:val="single"/>
-          </w:rPr>
-          <w:t>2:10–11</w:t>
-        </w:r>
-      </w:hyperlink>
+      <w:r>
+        <w:rPr>
+          <w:lang w:val="sw_KE" w:bidi="sw_KE"/>
+        </w:rPr>
+        <w:t>2:10–11</w:t>
+      </w:r>
       <w:r>
         <w:rPr>
           <w:lang w:val="sw_KE" w:bidi="sw_KE"/>
         </w:rPr>
         <w:t>). Walijihusisha na ngono haramu, unywaji na ulaji kupita kiasi, na ulafi (</w:t>
       </w:r>
-      <w:hyperlink r:id="rId46">
-        <w:r>
-          <w:rPr>
-            <w:lang w:val="sw_KE" w:bidi="sw_KE"/>
-          </w:rPr>
-          <w:rPr>
-            <w:color w:val="0000EE"/>
-            <w:u w:val="single"/>
-          </w:rPr>
-          <w:t>2:13–20</w:t>
-        </w:r>
-      </w:hyperlink>
+      <w:r>
+        <w:rPr>
+          <w:lang w:val="sw_KE" w:bidi="sw_KE"/>
+        </w:rPr>
+        <w:t>2:13–20</w:t>
+      </w:r>
       <w:r>
         <w:rPr>
           <w:lang w:val="sw_KE" w:bidi="sw_KE"/>
@@ -1099,72 +877,48 @@
         </w:rPr>
         <w:t>Pili Petro inahofia uwepo wa walimu wa uongo katika kanisa. Ingawa hawa wapotovu walidai kuwa Wakristo (</w:t>
       </w:r>
-      <w:hyperlink r:id="rId47">
-        <w:r>
-          <w:rPr>
-            <w:lang w:val="sw_KE" w:bidi="sw_KE"/>
-          </w:rPr>
-          <w:rPr>
-            <w:color w:val="0000EE"/>
-            <w:u w:val="single"/>
-          </w:rPr>
-          <w:t>2:1</w:t>
-        </w:r>
-      </w:hyperlink>
+      <w:r>
+        <w:rPr>
+          <w:lang w:val="sw_KE" w:bidi="sw_KE"/>
+        </w:rPr>
+        <w:t>2:1</w:t>
+      </w:r>
       <w:r>
         <w:rPr>
           <w:lang w:val="sw_KE" w:bidi="sw_KE"/>
         </w:rPr>
         <w:t xml:space="preserve">, </w:t>
       </w:r>
-      <w:hyperlink r:id="rId48">
-        <w:r>
-          <w:rPr>
-            <w:lang w:val="sw_KE" w:bidi="sw_KE"/>
-          </w:rPr>
-          <w:rPr>
-            <w:color w:val="0000EE"/>
-            <w:u w:val="single"/>
-          </w:rPr>
-          <w:t>21–22</w:t>
-        </w:r>
-      </w:hyperlink>
+      <w:r>
+        <w:rPr>
+          <w:lang w:val="sw_KE" w:bidi="sw_KE"/>
+        </w:rPr>
+        <w:t>21–22</w:t>
+      </w:r>
       <w:r>
         <w:rPr>
           <w:lang w:val="sw_KE" w:bidi="sw_KE"/>
         </w:rPr>
         <w:t>), Petro hana shaka kwamba walikuwa wamekusudiwa hukumu kama waasi dhidi ya Bwana (</w:t>
       </w:r>
-      <w:hyperlink r:id="rId30">
-        <w:r>
-          <w:rPr>
-            <w:lang w:val="sw_KE" w:bidi="sw_KE"/>
-          </w:rPr>
-          <w:rPr>
-            <w:color w:val="0000EE"/>
-            <w:u w:val="single"/>
-          </w:rPr>
-          <w:t>2:3</w:t>
-        </w:r>
-      </w:hyperlink>
+      <w:r>
+        <w:rPr>
+          <w:lang w:val="sw_KE" w:bidi="sw_KE"/>
+        </w:rPr>
+        <w:t>2:3</w:t>
+      </w:r>
       <w:r>
         <w:rPr>
           <w:lang w:val="sw_KE" w:bidi="sw_KE"/>
         </w:rPr>
         <w:t xml:space="preserve">, </w:t>
       </w:r>
-      <w:hyperlink r:id="rId36">
-        <w:r>
-          <w:rPr>
-            <w:lang w:val="sw_KE" w:bidi="sw_KE"/>
-          </w:rPr>
-          <w:rPr>
-            <w:color w:val="0000EE"/>
-            <w:u w:val="single"/>
-          </w:rPr>
-          <w:t>10</w:t>
-        </w:r>
-      </w:hyperlink>
+      <w:r>
+        <w:rPr>
+          <w:lang w:val="sw_KE" w:bidi="sw_KE"/>
+        </w:rPr>
+        <w:t>10</w:t>
+      </w:r>
       <w:r>
         <w:rPr>
           <w:lang w:val="sw_KE" w:bidi="sw_KE"/>
